--- a/tools/aubreylaw-docgeneration/templates/college-health-care-proxy.docx
+++ b/tools/aubreylaw-docgeneration/templates/college-health-care-proxy.docx
@@ -1,5 +1,740 @@
 
-<file path=word/document.xml><?xml version="1.0" encoding="UTF-8" standalone="yes"?><w:document xmlns:w="http://schemas.openxmlformats.org/wordprocessingml/2006/main"><w:body><w:p><w:pPr><w:spacing w:after="60"/><w:jc w:val="center"/></w:pPr><w:r><w:rPr><w:rFonts w:ascii="Garamond" w:hAnsi="Garamond"/><w:b/><w:sz w:val="28"/><w:szCs w:val="28"/></w:rPr><w:t xml:space="preserve">HEALTH CARE PROXY FOR {{ client.full_name | name }}</w:t></w:r></w:p><w:p><w:pPr><w:keepNext/><w:spacing w:after="80" w:before="240"/></w:pPr><w:r><w:rPr><w:rFonts w:ascii="Garamond" w:hAnsi="Garamond"/><w:b/></w:rPr><w:t xml:space="preserve">ARTICLE I — APPOINTMENT OF HEALTH CARE AGENT</w:t></w:r></w:p><w:p><w:pPr><w:spacing w:after="200"/><w:jc w:val="both"/></w:pPr><w:r><w:rPr><w:rFonts w:ascii="Garamond" w:hAnsi="Garamond"/></w:rPr><w:t xml:space="preserve">I, {{ client.full_name | name }}, the Principal, of {{ client.city }}, {{ client.county }} County, Massachusetts, appoint the following person to be my Health Care Agent (hereinafter referred to as my "Agent") to make health care decisions for me as authorized in this Health Care Proxy and under Chapter 201D of the General Laws of Massachusetts, including any future amendments:</w:t></w:r></w:p><w:p><w:pPr><w:spacing w:after="0"/></w:pPr><w:r><w:rPr><w:rFonts w:ascii="Garamond" w:hAnsi="Garamond"/></w:rPr><w:t xml:space="preserve">Name: {{ healthcare.agent.primary.full_name | name }}</w:t></w:r></w:p><w:p><w:pPr><w:spacing w:after="0"/></w:pPr><w:r><w:rPr><w:rFonts w:ascii="Garamond" w:hAnsi="Garamond"/></w:rPr><w:t xml:space="preserve">Relationship: {{ healthcare.agent.primary.relationship }}</w:t></w:r></w:p><w:p><w:pPr><w:spacing w:after="0"/></w:pPr><w:r><w:rPr><w:rFonts w:ascii="Garamond" w:hAnsi="Garamond"/></w:rPr><w:t xml:space="preserve">Address: {{ healthcare.agent.primary.address }}</w:t></w:r></w:p><w:p><w:pPr><w:spacing w:after="200"/></w:pPr><w:r><w:rPr><w:rFonts w:ascii="Garamond" w:hAnsi="Garamond"/></w:rPr><w:t xml:space="preserve">Telephone: {{ healthcare.agent.primary.phone }}</w:t></w:r></w:p><w:p><w:pPr><w:spacing w:after="200"/><w:jc w:val="both"/></w:pPr><w:r><w:rPr><w:rFonts w:ascii="Garamond" w:hAnsi="Garamond"/></w:rPr><w:t xml:space="preserve">If for any reason {{ healthcare.agent.primary.full_name | name }} is not able or willing to act as my Agent and is not expected to become able or willing to make a timely decision given my medical circumstances, then I appoint the following person as my Agent:</w:t></w:r></w:p><w:p><w:pPr><w:spacing w:after="0"/></w:pPr><w:r><w:rPr><w:rFonts w:ascii="Garamond" w:hAnsi="Garamond"/></w:rPr><w:t xml:space="preserve">Name: {{ healthcare.agent.alternate.full_name | name }}</w:t></w:r></w:p><w:p><w:pPr><w:spacing w:after="0"/></w:pPr><w:r><w:rPr><w:rFonts w:ascii="Garamond" w:hAnsi="Garamond"/></w:rPr><w:t xml:space="preserve">Relationship: {{ healthcare.agent.alternate.relationship }}</w:t></w:r></w:p><w:p><w:pPr><w:spacing w:after="0"/></w:pPr><w:r><w:rPr><w:rFonts w:ascii="Garamond" w:hAnsi="Garamond"/></w:rPr><w:t xml:space="preserve">Address: {{ healthcare.agent.alternate.address }}</w:t></w:r></w:p><w:p><w:pPr><w:spacing w:after="200"/></w:pPr><w:r><w:rPr><w:rFonts w:ascii="Garamond" w:hAnsi="Garamond"/></w:rPr><w:t xml:space="preserve">Telephone: {{ healthcare.agent.alternate.phone }}</w:t></w:r></w:p><w:p><w:pPr><w:keepNext/><w:spacing w:after="80" w:before="240"/></w:pPr><w:r><w:rPr><w:rFonts w:ascii="Garamond" w:hAnsi="Garamond"/><w:b/></w:rPr><w:t xml:space="preserve">ARTICLE II — AGENT'S AUTHORITY TO ACT</w:t></w:r></w:p><w:p><w:pPr><w:spacing w:after="200"/><w:jc w:val="both"/></w:pPr><w:r><w:rPr><w:rFonts w:ascii="Garamond" w:hAnsi="Garamond"/></w:rPr><w:t xml:space="preserve">My Agent is authorized to act on my behalf only if my attending physician determines, as provided in Section 6 of Chapter 201D, that I lack capacity to make health care decisions or to communicate my decisions. Notice that such a determination has been made must be given orally and in writing (a) to me, if there is any indication that I could comprehend the notice, (b) to my Agent, and (c) if I am in or transferred from a mental health facility, to the director of the facility.</w:t></w:r></w:p><w:p><w:pPr><w:spacing w:after="200"/><w:jc w:val="both"/></w:pPr><w:r><w:rPr><w:rFonts w:ascii="Garamond" w:hAnsi="Garamond"/></w:rPr><w:t xml:space="preserve">My Agent's authority will end if my attending physician determines that I have regained capacity to make health care decisions and will resume if it is again determined that I lack such capacity.</w:t></w:r></w:p><w:p><w:pPr><w:spacing w:after="200"/><w:jc w:val="both"/></w:pPr><w:r><w:rPr><w:rFonts w:ascii="Garamond" w:hAnsi="Garamond"/></w:rPr><w:t xml:space="preserve">Notwithstanding a determination that I lack capacity to make health care decisions, if I object to any decision made by my Agent, my decision will prevail unless a court of competent jurisdiction determines that I lack capacity to make health care decisions.</w:t></w:r></w:p><w:p><w:pPr><w:keepNext/><w:spacing w:after="80" w:before="240"/></w:pPr><w:r><w:rPr><w:rFonts w:ascii="Garamond" w:hAnsi="Garamond"/><w:b/></w:rPr><w:t xml:space="preserve">ARTICLE III — AGENT'S POWERS</w:t></w:r></w:p><w:p><w:pPr><w:spacing w:after="200"/><w:jc w:val="both"/></w:pPr><w:r><w:rPr><w:rFonts w:ascii="Garamond" w:hAnsi="Garamond"/></w:rPr><w:t xml:space="preserve">My Agent has complete authority to make any health care decisions for me, including decisions about life-sustaining treatment, subject to any limitations stated in this Health Care Proxy. My Agent may make health care decisions for me (a) only after consultation with my health care providers and consideration of all acceptable medical alternatives regarding diagnosis, prognosis, treatments and their side effects, and (b) according to my Agent's assessment of my wishes as stated in this Health Care Proxy, or as otherwise known to my Agent, including my religious and moral beliefs or, if my wishes are not known, according to what my Agent determines to be in my best interest.</w:t></w:r></w:p><w:p><w:pPr><w:spacing w:after="200"/></w:pPr><w:r><w:rPr><w:rFonts w:ascii="Garamond" w:hAnsi="Garamond"/></w:rPr><w:t xml:space="preserve">I authorize my Agent to:</w:t></w:r></w:p><w:p><w:pPr><w:spacing w:after="120"/><w:ind w:left="360"/><w:jc w:val="both"/></w:pPr><w:r><w:rPr><w:rFonts w:ascii="Garamond" w:hAnsi="Garamond"/></w:rPr><w:t xml:space="preserve">receive any medical information regarding me or my health care, including any confidential medical information that I would be entitled to receive, and to disclose the information to others;</w:t></w:r></w:p><w:p><w:pPr><w:spacing w:after="120"/><w:ind w:left="360"/><w:jc w:val="both"/></w:pPr><w:r><w:rPr><w:rFonts w:ascii="Garamond" w:hAnsi="Garamond"/></w:rPr><w:t xml:space="preserve">arrange my admission to or discharge from any facility, even if against medical advice;</w:t></w:r></w:p><w:p><w:pPr><w:spacing w:after="120"/><w:ind w:left="360"/><w:jc w:val="both"/></w:pPr><w:r><w:rPr><w:rFonts w:ascii="Garamond" w:hAnsi="Garamond"/></w:rPr><w:t xml:space="preserve">contract for any health care for me at my expense and to employ and discharge health care providers and related support personnel without incurring personal liability for the payment of any health care;</w:t></w:r></w:p><w:p><w:pPr><w:spacing w:after="120"/><w:ind w:left="360"/><w:jc w:val="both"/></w:pPr><w:r><w:rPr><w:rFonts w:ascii="Garamond" w:hAnsi="Garamond"/></w:rPr><w:t xml:space="preserve">give or withhold consent to any medical procedure, medication, test, or treatment even if this might hasten my death or be against conventional medical advice;</w:t></w:r></w:p><w:p><w:pPr><w:spacing w:after="120"/><w:ind w:left="360"/><w:jc w:val="both"/></w:pPr><w:r><w:rPr><w:rFonts w:ascii="Garamond" w:hAnsi="Garamond"/></w:rPr><w:t xml:space="preserve">consent to the administration of anti-psychotic medication to the extent permitted by law; and, to the extent that Massachusetts law requires prior judicial authorization (a substituted-judgment or "Rogers" determination) before antipsychotic medication may be administered, to petition for, and to represent my wishes in, any proceeding necessary to obtain that authorization;</w:t></w:r></w:p><w:p><w:pPr><w:spacing w:after="120"/><w:ind w:left="360"/><w:jc w:val="both"/></w:pPr><w:r><w:rPr><w:rFonts w:ascii="Garamond" w:hAnsi="Garamond"/></w:rPr><w:t xml:space="preserve">consent, to the fullest extent permitted by Massachusetts law, to my voluntary admission to a hospital or other facility for the observation, evaluation, or treatment of a mental, behavioral, or emotional condition, and to consent to behavioral-health, psychiatric, and substance-use disorder treatment on my behalf;</w:t></w:r></w:p><w:p><w:pPr><w:spacing w:after="120"/><w:ind w:left="360"/><w:jc w:val="both"/></w:pPr><w:r><w:rPr><w:rFonts w:ascii="Garamond" w:hAnsi="Garamond"/></w:rPr><w:t xml:space="preserve">ensure that my Agent and physician protect my comfort and freedom from pain insofar as possible.  I authorize my Agent to consent on my behalf to the administration of whatever pain-relieving drugs and pain-relieving surgical procedures my Agent, upon medical advice, believes may provide comfort to me, even though such drugs or procedures may lead to pharmaceutical addictions, lower blood pressure, lower levels of breathing, or hasten my death.  Even if artificial life support or aggressive medical treatment has been withdrawn or refused, I want to be kept as comfortable as possible, and I do not want to be neglected by medical or nursing staff;</w:t></w:r></w:p><w:p><w:pPr><w:spacing w:after="120"/><w:ind w:left="360"/><w:jc w:val="both"/></w:pPr><w:r><w:rPr><w:rFonts w:ascii="Garamond" w:hAnsi="Garamond"/></w:rPr><w:t xml:space="preserve">do all things necessary to carry out the intent of this Health Care Proxy, including granting any waiver or release from liability required by a health care provider, signing any documents relating to a refusal of treatment, and pursuing any legal action in my name and at my expense to force compliance with my wishes as determined by my Agent; and</w:t></w:r></w:p><w:p><w:pPr><w:spacing w:after="120"/><w:ind w:left="360"/><w:jc w:val="both"/></w:pPr><w:r><w:rPr><w:rFonts w:ascii="Garamond" w:hAnsi="Garamond"/></w:rPr><w:t xml:space="preserve">request, receive, obtain and review, and be granted full and unlimited access to, and consent to the disclosure of complete unredacted copies of any and all health, medical and financial information and any information or records referred to in 45 C.F.R. § 164.501 and regulated by the Standards for Privacy of Individually Identifiable Health Information found in 65 Fed. Reg. 82462 as protected private records or otherwise covered under the Health Insurance Portability and Accountability Act of 1996 (HIPAA). I understand that the information contained in my health and medical records may include information relating to sexually transmitted diseases, acquired immunodeficiency syndrome (AIDS), AIDS-related complex (ARC), and human immunodeficiency virus (HIV), behavioral or mental health services, and treatment for alcohol or drug abuse or addiction. {% if college_hipaa_all_except %}Notwithstanding the foregoing, this authorization does not extend to the following categories of my information, which I have directed be withheld: {{ college.hipaa_excluded_categories | join('; ', 'label') }}. {% endif %}I understand that I may have access to or receive an accounting of the information to be used or disclosed as provided in 45 C.F.R. § 164.524 et seq. I further understand that authorizing the disclosure of this health information is voluntary and that I can refuse to sign this authorization. I further understand that any disclosure of this information carries with it the potential for an unauthorized further disclosure of this information by third parties and that such further disclosure may not be protected under HIPAA. In order to induce the disclosing party to disclose the aforesaid private and/or protected confidential information, I forever release and hold harmless said disclosing party who relies upon this instrument from any liability under confidentiality rules arising under HIPAA as a consequence of said disclosure. I authorize my Agent to execute on my behalf any releases or other documents that may be required in order to obtain this information.</w:t></w:r></w:p><w:p><w:pPr><w:spacing w:after="0" w:before="0"/></w:pPr><w:r><w:rPr><w:rFonts w:ascii="Garamond" w:hAnsi="Garamond"/></w:rPr><w:t xml:space="preserve">{% if has_college_hcp_limits %}</w:t></w:r></w:p><w:p><w:pPr><w:spacing w:after="200"/><w:jc w:val="both"/></w:pPr><w:r><w:rPr><w:rFonts w:ascii="Garamond" w:hAnsi="Garamond"/></w:rPr><w:t xml:space="preserve">Limitations on My Agent's Authority.  Notwithstanding any other provision of this Health Care Proxy, my Agent's authority is subject to the following limitations: {{ college.hcp_limits }}.</w:t></w:r></w:p><w:p><w:pPr><w:spacing w:after="0" w:before="0"/></w:pPr><w:r><w:rPr><w:rFonts w:ascii="Garamond" w:hAnsi="Garamond"/></w:rPr><w:t xml:space="preserve">{% endif %}</w:t></w:r></w:p><w:p><w:pPr><w:spacing w:after="0" w:before="0"/></w:pPr><w:r><w:rPr><w:rFonts w:ascii="Garamond" w:hAnsi="Garamond"/></w:rPr><w:t xml:space="preserve">{% if has_college_hcp_instructions %}</w:t></w:r></w:p><w:p><w:pPr><w:spacing w:after="200"/><w:jc w:val="both"/></w:pPr><w:r><w:rPr><w:rFonts w:ascii="Garamond" w:hAnsi="Garamond"/></w:rPr><w:t xml:space="preserve">Guidance to My Agent.  In making decisions on my behalf, I ask my Agent to be guided by the following: {{ college.hcp_instructions }}.</w:t></w:r></w:p><w:p><w:pPr><w:spacing w:after="0" w:before="0"/></w:pPr><w:r><w:rPr><w:rFonts w:ascii="Garamond" w:hAnsi="Garamond"/></w:rPr><w:t xml:space="preserve">{% endif %}</w:t></w:r></w:p><w:p><w:pPr><w:keepNext/><w:spacing w:after="80" w:before="240"/></w:pPr><w:r><w:rPr><w:rFonts w:ascii="Garamond" w:hAnsi="Garamond"/><w:b/></w:rPr><w:t xml:space="preserve">ARTICLE IV — REVOCATION</w:t></w:r></w:p><w:p><w:pPr><w:spacing w:after="200"/></w:pPr><w:r><w:rPr><w:rFonts w:ascii="Garamond" w:hAnsi="Garamond"/></w:rPr><w:t xml:space="preserve">This Health Care Proxy will be revoked if:</w:t></w:r></w:p><w:p><w:pPr><w:spacing w:after="120"/><w:ind w:left="360"/><w:jc w:val="both"/></w:pPr><w:r><w:rPr><w:rFonts w:ascii="Garamond" w:hAnsi="Garamond"/></w:rPr><w:t xml:space="preserve">I sign a subsequent Health Care Proxy; or</w:t></w:r></w:p><w:p><w:pPr><w:spacing w:after="120"/><w:ind w:left="360"/><w:jc w:val="both"/></w:pPr><w:r><w:rPr><w:rFonts w:ascii="Garamond" w:hAnsi="Garamond"/></w:rPr><w:t xml:space="preserve">I notify my Agent or one of my health care providers orally or in writing or by any other act showing a specific intent to revoke this Health Care Proxy.</w:t></w:r></w:p><w:p><w:pPr><w:keepNext/><w:spacing w:after="80" w:before="240"/></w:pPr><w:r><w:rPr><w:rFonts w:ascii="Garamond" w:hAnsi="Garamond"/><w:b/></w:rPr><w:t xml:space="preserve">ARTICLE V — ADDITIONAL PROVISIONS</w:t></w:r></w:p><w:p><w:pPr><w:spacing w:after="200"/><w:jc w:val="both"/></w:pPr><w:r><w:rPr><w:rFonts w:ascii="Garamond" w:hAnsi="Garamond"/></w:rPr><w:t xml:space="preserve">I nominate, constitute, and appoint my Agent to serve as my guardian if warranted, with full and complete authority and power to make all decisions relating to my health care.</w:t></w:r></w:p><w:p><w:pPr><w:spacing w:after="200"/><w:jc w:val="both"/></w:pPr><w:r><w:rPr><w:rFonts w:ascii="Garamond" w:hAnsi="Garamond"/></w:rPr><w:t xml:space="preserve">My Agent is authorized to make photocopies of this instrument as frequently and in such quantity as my Agent shall deem appropriate. All photocopies shall have the same force and effect as any original. I specifically direct my Agent to have a photocopy of this instrument placed in my medical records if such a copy is not already a part of my medical records.</w:t></w:r></w:p><w:p><w:pPr><w:spacing w:after="200"/><w:jc w:val="both"/></w:pPr><w:r><w:rPr><w:rFonts w:ascii="Garamond" w:hAnsi="Garamond"/></w:rPr><w:t xml:space="preserve">No person who relies in good faith upon a representation by my Agent shall be liable to me, my heirs, or assigns for recognizing the Agent's authority.</w:t></w:r></w:p><w:p><w:pPr><w:spacing w:after="200"/><w:jc w:val="both"/></w:pPr><w:r><w:rPr><w:rFonts w:ascii="Garamond" w:hAnsi="Garamond"/></w:rPr><w:t xml:space="preserve">My Agent shall not be entitled to compensation for services performed under this Health Care Proxy, but my Agent shall be entitled to reimbursement for all reasonable expenses incurred as a result of carrying out any provision herein.</w:t></w:r></w:p><w:p><w:pPr><w:spacing w:after="200"/><w:jc w:val="both"/></w:pPr><w:r><w:rPr><w:rFonts w:ascii="Garamond" w:hAnsi="Garamond"/></w:rPr><w:t xml:space="preserve">The powers delegated by the provisions of ARTICLE III above under this Health Care Proxy are separable, so that the invalidity of one or more powers or provisions shall not affect the validity of any others.</w:t></w:r></w:p><w:p><w:pPr><w:spacing w:after="200"/><w:jc w:val="both"/></w:pPr><w:r><w:rPr><w:rFonts w:ascii="Garamond" w:hAnsi="Garamond"/></w:rPr><w:t xml:space="preserve">This instrument is executed and delivered in the Commonwealth of Massachusetts, and the laws of the Commonwealth of Massachusetts shall govern all questions as to the validity of this power and the construction of its provisions.  Nevertheless, I intend that this instrument be given full force and effect in any state or country in which I may find myself or in which my Health Care Agent finds it necessary or desirable, in his or her discretion, to exercise powers granted herein.  I may choose to execute additional Health Care Proxies or Durable Powers of Attorney for Health Care to be governed under the laws of other jurisdictions.  In that event, it is my intent that this Health Care Proxy shall remain in full force and effect concurrently with such subsequent documents unless this Health Care Proxy is revoked in writing by express reference to this instrument.  Such additional instruments shall not affect my intention that this instrument be honored in all jurisdictions.</w:t></w:r></w:p><w:p><w:pPr><w:spacing w:after="200"/><w:jc w:val="both"/></w:pPr><w:r><w:rPr><w:rFonts w:ascii="Garamond" w:hAnsi="Garamond"/></w:rPr><w:t xml:space="preserve">I, {{ client.full_name | name }}, by signing this Health Care Proxy (or directing another to sign), declare that I understand its contents and the effect of this grant of authority to my Agent, that I sign it willingly in the presence of each of the undersigned witnesses, and that I sign it as my voluntary act for the purposes expressed, on this {{ execution.display_ordinal_doc_date }}.</w:t></w:r></w:p><w:p><w:pPr><w:spacing w:after="0"/></w:pPr><w:r><w:rPr><w:rFonts w:ascii="Garamond" w:hAnsi="Garamond"/></w:rPr><w:t xml:space="preserve">______________________________________</w:t></w:r></w:p><w:p><w:pPr><w:spacing w:after="200"/></w:pPr><w:r><w:rPr><w:rFonts w:ascii="Garamond" w:hAnsi="Garamond"/></w:rPr><w:t xml:space="preserve">{{ client.full_name | name }}, Principal</w:t></w:r></w:p><w:p><w:pPr><w:spacing w:after="200"/><w:jc w:val="both"/></w:pPr><w:r><w:rPr><w:rFonts w:ascii="Garamond" w:hAnsi="Garamond"/></w:rPr><w:t xml:space="preserve">We, __________________________ and __________________________, the witnesses, each declare in the presence of {{ client.full_name | name }}, that neither of us has been named as Health Care Agent or alternate Health Care Agent in this Health Care Proxy and neither of us is related to the Principal by blood or marriage. We further declare that the Principal signed this instrument (or directed another to sign it for the Principal) as the Principal's Health Care Proxy in the presence of each of us, that the Principal signed it willingly (or willingly directed another to sign it for the Principal), that each of us signs this Health Care Proxy as witness in the presence of the Principal, and that to the best of our knowledge the Principal is eighteen (18) years of age or over, of sound mind, and under no constraint or undue influence.</w:t></w:r></w:p><w:p><w:pPr><w:spacing w:after="0"/></w:pPr><w:r><w:rPr><w:rFonts w:ascii="Garamond" w:hAnsi="Garamond"/></w:rPr><w:t xml:space="preserve">Signature: ______________________________  Name: ______________________________</w:t></w:r></w:p><w:p><w:pPr><w:spacing w:after="200"/></w:pPr><w:r><w:rPr><w:rFonts w:ascii="Garamond" w:hAnsi="Garamond"/></w:rPr><w:t xml:space="preserve">Address: ____________________________________________________________________</w:t></w:r></w:p><w:p><w:pPr><w:spacing w:after="0"/></w:pPr><w:r><w:rPr><w:rFonts w:ascii="Garamond" w:hAnsi="Garamond"/></w:rPr><w:t xml:space="preserve">Signature: ______________________________  Name: ______________________________</w:t></w:r></w:p><w:p><w:pPr><w:spacing w:after="200"/></w:pPr><w:r><w:rPr><w:rFonts w:ascii="Garamond" w:hAnsi="Garamond"/></w:rPr><w:t xml:space="preserve">Address: ____________________________________________________________________</w:t></w:r></w:p><w:p><w:pPr><w:spacing w:after="0"/></w:pPr><w:r><w:rPr><w:rFonts w:ascii="Garamond" w:hAnsi="Garamond"/></w:rPr><w:t xml:space="preserve">COMMONWEALTH OF MASSACHUSETTS</w:t></w:r></w:p><w:p><w:pPr><w:spacing w:after="200"/></w:pPr><w:r><w:rPr><w:rFonts w:ascii="Garamond" w:hAnsi="Garamond"/></w:rPr><w:t xml:space="preserve">COUNTY OF {{ execution.display_signing_county | name }}</w:t></w:r></w:p><w:p><w:pPr><w:spacing w:after="200"/><w:jc w:val="both"/></w:pPr><w:r><w:rPr><w:rFonts w:ascii="Garamond" w:hAnsi="Garamond"/></w:rPr><w:t xml:space="preserve">On {{ execution.display_doc_date }}, before me, the undersigned notary public, personally appeared {{ client.full_name | name }}, proved to me through satisfactory evidence of identification, which was a government-issued photo identification, to be the person whose name is signed on the preceding or attached document, and who acknowledged that {{ client.pronoun_subject }} signed it voluntarily for its stated purpose.</w:t></w:r></w:p><w:p><w:pPr><w:spacing w:after="200"/></w:pPr><w:r><w:rPr><w:rFonts w:ascii="Garamond" w:hAnsi="Garamond"/></w:rPr><w:t xml:space="preserve">WITNESS my hand and notarial seal.</w:t></w:r></w:p><w:p><w:pPr><w:spacing w:after="200"/></w:pPr><w:r><w:rPr><w:rFonts w:ascii="Garamond" w:hAnsi="Garamond"/></w:rPr><w:t xml:space="preserve">(SEAL)</w:t></w:r></w:p><w:p><w:pPr><w:spacing w:after="0"/></w:pPr><w:r><w:rPr><w:rFonts w:ascii="Garamond" w:hAnsi="Garamond"/></w:rPr><w:t xml:space="preserve">______________________________________</w:t></w:r></w:p><w:p><w:pPr><w:spacing w:after="0"/></w:pPr><w:r><w:rPr><w:rFonts w:ascii="Garamond" w:hAnsi="Garamond"/></w:rPr><w:t xml:space="preserve">Notary Public</w:t></w:r></w:p><w:p><w:pPr><w:spacing w:after="200"/></w:pPr><w:r><w:rPr><w:rFonts w:ascii="Garamond" w:hAnsi="Garamond"/></w:rPr><w:t xml:space="preserve">My Commission Expires: {{ execution.display_notary_commission }}</w:t></w:r></w:p><w:sectPr><w:footerReference w:type="default" r:id="rId7"/><w:pgSz w:w="12240" w:h="15840" w:orient="portrait"/><w:pgMar w:top="1440" w:right="1440" w:bottom="1440" w:left="1440" w:header="708" w:footer="708" w:gutter="0"/><w:pgNumType/><w:docGrid w:linePitch="360"/></w:sectPr></w:body></w:document>
+<file path=word/document.xml><?xml version="1.0" encoding="utf-8"?>
+<w:document xmlns:r="http://schemas.openxmlformats.org/officeDocument/2006/relationships" xmlns:w="http://schemas.openxmlformats.org/wordprocessingml/2006/main">
+  <w:body>
+    <w:p>
+      <w:pPr>
+        <w:spacing w:after="60"/>
+        <w:jc w:val="center"/>
+      </w:pPr>
+      <w:r>
+        <w:rPr>
+          <w:rFonts w:ascii="Garamond" w:hAnsi="Garamond"/>
+          <w:b/>
+          <w:sz w:val="28"/>
+          <w:szCs w:val="28"/>
+        </w:rPr>
+        <w:t xml:space="preserve">HEALTH CARE PROXY FOR {{ client.full_name | name }}</w:t>
+      </w:r>
+    </w:p>
+    <w:p>
+      <w:pPr>
+        <w:keepNext/>
+        <w:spacing w:after="80" w:before="240"/>
+      </w:pPr>
+      <w:r>
+        <w:rPr>
+          <w:rFonts w:ascii="Garamond" w:hAnsi="Garamond"/>
+          <w:b/>
+        </w:rPr>
+        <w:t xml:space="preserve">ARTICLE I — APPOINTMENT OF HEALTH CARE AGENT</w:t>
+      </w:r>
+    </w:p>
+    <w:p>
+      <w:pPr>
+        <w:spacing w:after="200"/>
+        <w:jc w:val="both"/>
+      </w:pPr>
+      <w:r>
+        <w:rPr>
+          <w:rFonts w:ascii="Garamond" w:hAnsi="Garamond"/>
+        </w:rPr>
+        <w:t xml:space="preserve">I, {{ client.full_name | name }}, the Principal, of {{ client.city }}, {{ client.county }} County, Massachusetts, appoint the following person to be my Health Care Agent (hereinafter referred to as my "Agent") to make health care decisions for me as authorized in this Health Care Proxy and under Chapter 201D of the General Laws of Massachusetts, including any future amendments:</w:t>
+      </w:r>
+    </w:p>
+    <w:p>
+      <w:pPr>
+        <w:spacing w:after="0"/>
+      </w:pPr>
+      <w:r>
+        <w:rPr>
+          <w:rFonts w:ascii="Garamond" w:hAnsi="Garamond"/>
+        </w:rPr>
+        <w:t xml:space="preserve">Name: {{ healthcare.agent.primary.full_name | name }}</w:t>
+      </w:r>
+    </w:p>
+    <w:p>
+      <w:pPr>
+        <w:spacing w:after="0"/>
+      </w:pPr>
+      <w:r>
+        <w:rPr>
+          <w:rFonts w:ascii="Garamond" w:hAnsi="Garamond"/>
+        </w:rPr>
+        <w:t xml:space="preserve">Relationship: {{ healthcare.agent.primary.relationship }}</w:t>
+      </w:r>
+    </w:p>
+    <w:p>
+      <w:pPr>
+        <w:spacing w:after="0"/>
+      </w:pPr>
+      <w:r>
+        <w:rPr>
+          <w:rFonts w:ascii="Garamond" w:hAnsi="Garamond"/>
+        </w:rPr>
+        <w:t xml:space="preserve">Address: {{ healthcare.agent.primary.address }}</w:t>
+      </w:r>
+    </w:p>
+    <w:p>
+      <w:pPr>
+        <w:spacing w:after="200"/>
+      </w:pPr>
+      <w:r>
+        <w:rPr>
+          <w:rFonts w:ascii="Garamond" w:hAnsi="Garamond"/>
+        </w:rPr>
+        <w:t xml:space="preserve">Telephone: {{ healthcare.agent.primary.phone }}</w:t>
+      </w:r>
+    </w:p>
+    <w:p>
+      <w:pPr>
+        <w:spacing w:after="200"/>
+        <w:jc w:val="both"/>
+      </w:pPr>
+      <w:r>
+        <w:rPr>
+          <w:rFonts w:ascii="Garamond" w:hAnsi="Garamond"/>
+        </w:rPr>
+        <w:t xml:space="preserve">If for any reason {{ healthcare.agent.primary.full_name | name }} is not able or willing to act as my Agent and is not expected to become able or willing to make a timely decision given my medical circumstances, then I appoint the following person as my Agent:</w:t>
+      </w:r>
+    </w:p>
+    <w:p>
+      <w:pPr>
+        <w:spacing w:after="0"/>
+      </w:pPr>
+      <w:r>
+        <w:rPr>
+          <w:rFonts w:ascii="Garamond" w:hAnsi="Garamond"/>
+        </w:rPr>
+        <w:t xml:space="preserve">Name: {{ healthcare.agent.alternate.full_name | name }}</w:t>
+      </w:r>
+    </w:p>
+    <w:p>
+      <w:pPr>
+        <w:spacing w:after="0"/>
+      </w:pPr>
+      <w:r>
+        <w:rPr>
+          <w:rFonts w:ascii="Garamond" w:hAnsi="Garamond"/>
+        </w:rPr>
+        <w:t xml:space="preserve">Relationship: {{ healthcare.agent.alternate.relationship }}</w:t>
+      </w:r>
+    </w:p>
+    <w:p>
+      <w:pPr>
+        <w:spacing w:after="0"/>
+      </w:pPr>
+      <w:r>
+        <w:rPr>
+          <w:rFonts w:ascii="Garamond" w:hAnsi="Garamond"/>
+        </w:rPr>
+        <w:t xml:space="preserve">Address: {{ healthcare.agent.alternate.address }}</w:t>
+      </w:r>
+    </w:p>
+    <w:p>
+      <w:pPr>
+        <w:spacing w:after="200"/>
+      </w:pPr>
+      <w:r>
+        <w:rPr>
+          <w:rFonts w:ascii="Garamond" w:hAnsi="Garamond"/>
+        </w:rPr>
+        <w:t xml:space="preserve">Telephone: {{ healthcare.agent.alternate.phone }}</w:t>
+      </w:r>
+    </w:p>
+    <w:p>
+      <w:pPr>
+        <w:keepNext/>
+        <w:spacing w:after="80" w:before="240"/>
+      </w:pPr>
+      <w:r>
+        <w:rPr>
+          <w:rFonts w:ascii="Garamond" w:hAnsi="Garamond"/>
+          <w:b/>
+        </w:rPr>
+        <w:t xml:space="preserve">ARTICLE II — AGENT'S AUTHORITY TO ACT</w:t>
+      </w:r>
+    </w:p>
+    <w:p>
+      <w:pPr>
+        <w:spacing w:after="200"/>
+        <w:jc w:val="both"/>
+      </w:pPr>
+      <w:r>
+        <w:rPr>
+          <w:rFonts w:ascii="Garamond" w:hAnsi="Garamond"/>
+        </w:rPr>
+        <w:t xml:space="preserve">My Agent is authorized to act on my behalf only if my attending physician determines, as provided in Section 6 of Chapter 201D, that I lack capacity to make health care decisions or to communicate my decisions. Notice that such a determination has been made must be given orally and in writing (a) to me, if there is any indication that I could comprehend the notice, (b) to my Agent, and (c) if I am in or transferred from a mental health facility, to the director of the facility.</w:t>
+      </w:r>
+    </w:p>
+    <w:p>
+      <w:pPr>
+        <w:spacing w:after="200"/>
+        <w:jc w:val="both"/>
+      </w:pPr>
+      <w:r>
+        <w:rPr>
+          <w:rFonts w:ascii="Garamond" w:hAnsi="Garamond"/>
+        </w:rPr>
+        <w:t xml:space="preserve">My Agent's authority will end if my attending physician determines that I have regained capacity to make health care decisions and will resume if it is again determined that I lack such capacity.</w:t>
+      </w:r>
+    </w:p>
+    <w:p>
+      <w:pPr>
+        <w:spacing w:after="200"/>
+        <w:jc w:val="both"/>
+      </w:pPr>
+      <w:r>
+        <w:rPr>
+          <w:rFonts w:ascii="Garamond" w:hAnsi="Garamond"/>
+        </w:rPr>
+        <w:t xml:space="preserve">Notwithstanding a determination that I lack capacity to make health care decisions, if I object to any decision made by my Agent, my decision will prevail unless a court of competent jurisdiction determines that I lack capacity to make health care decisions.</w:t>
+      </w:r>
+    </w:p>
+    <w:p>
+      <w:pPr>
+        <w:keepNext/>
+        <w:spacing w:after="80" w:before="240"/>
+      </w:pPr>
+      <w:r>
+        <w:rPr>
+          <w:rFonts w:ascii="Garamond" w:hAnsi="Garamond"/>
+          <w:b/>
+        </w:rPr>
+        <w:t xml:space="preserve">ARTICLE III — AGENT'S POWERS</w:t>
+      </w:r>
+    </w:p>
+    <w:p>
+      <w:pPr>
+        <w:spacing w:after="200"/>
+        <w:jc w:val="both"/>
+      </w:pPr>
+      <w:r>
+        <w:rPr>
+          <w:rFonts w:ascii="Garamond" w:hAnsi="Garamond"/>
+        </w:rPr>
+        <w:t xml:space="preserve">My Agent has complete authority to make any health care decisions for me, including decisions about life-sustaining treatment, subject to any limitations stated in this Health Care Proxy. My Agent may make health care decisions for me (a) only after consultation with my health care providers and consideration of all acceptable medical alternatives regarding diagnosis, prognosis, treatments and their side effects, and (b) according to my Agent's assessment of my wishes as stated in this Health Care Proxy, or as otherwise known to my Agent, including my religious and moral beliefs or, if my wishes are not known, according to what my Agent determines to be in my best interest.</w:t>
+      </w:r>
+    </w:p>
+    <w:p>
+      <w:pPr>
+        <w:spacing w:after="200"/>
+      </w:pPr>
+      <w:r>
+        <w:rPr>
+          <w:rFonts w:ascii="Garamond" w:hAnsi="Garamond"/>
+        </w:rPr>
+        <w:t xml:space="preserve">I authorize my Agent to:</w:t>
+      </w:r>
+    </w:p>
+    <w:p>
+      <w:pPr>
+        <w:spacing w:after="120"/>
+        <w:ind w:left="360"/>
+        <w:jc w:val="both"/>
+      </w:pPr>
+      <w:r>
+        <w:rPr>
+          <w:rFonts w:ascii="Garamond" w:hAnsi="Garamond"/>
+        </w:rPr>
+        <w:t xml:space="preserve">receive any medical information regarding me or my health care, including any confidential medical information that I would be entitled to receive, and to disclose the information to others;</w:t>
+      </w:r>
+    </w:p>
+    <w:p>
+      <w:pPr>
+        <w:spacing w:after="120"/>
+        <w:ind w:left="360"/>
+        <w:jc w:val="both"/>
+      </w:pPr>
+      <w:r>
+        <w:rPr>
+          <w:rFonts w:ascii="Garamond" w:hAnsi="Garamond"/>
+        </w:rPr>
+        <w:t xml:space="preserve">arrange my admission to or discharge from any facility, even if against medical advice;</w:t>
+      </w:r>
+    </w:p>
+    <w:p>
+      <w:pPr>
+        <w:spacing w:after="120"/>
+        <w:ind w:left="360"/>
+        <w:jc w:val="both"/>
+      </w:pPr>
+      <w:r>
+        <w:rPr>
+          <w:rFonts w:ascii="Garamond" w:hAnsi="Garamond"/>
+        </w:rPr>
+        <w:t xml:space="preserve">contract for any health care for me at my expense and to employ and discharge health care providers and related support personnel without incurring personal liability for the payment of any health care;</w:t>
+      </w:r>
+    </w:p>
+    <w:p>
+      <w:pPr>
+        <w:spacing w:after="120"/>
+        <w:ind w:left="360"/>
+        <w:jc w:val="both"/>
+      </w:pPr>
+      <w:r>
+        <w:rPr>
+          <w:rFonts w:ascii="Garamond" w:hAnsi="Garamond"/>
+        </w:rPr>
+        <w:t xml:space="preserve">give or withhold consent to any medical procedure, medication, test, or treatment even if this might hasten my death or be against conventional medical advice;</w:t>
+      </w:r>
+    </w:p>
+    <w:p>
+      <w:pPr>
+        <w:spacing w:after="120"/>
+        <w:ind w:left="360"/>
+        <w:jc w:val="both"/>
+      </w:pPr>
+      <w:r>
+        <w:rPr>
+          <w:rFonts w:ascii="Garamond" w:hAnsi="Garamond"/>
+        </w:rPr>
+        <w:t xml:space="preserve">consent to the administration of anti-psychotic medication to the extent permitted by law; and, to the extent that Massachusetts law requires prior judicial authorization (a substituted-judgment or "Rogers" determination) before antipsychotic medication may be administered, to petition for, and to represent my wishes in, any proceeding necessary to obtain that authorization;</w:t>
+      </w:r>
+    </w:p>
+    <w:p>
+      <w:pPr>
+        <w:spacing w:after="120"/>
+        <w:ind w:left="360"/>
+        <w:jc w:val="both"/>
+      </w:pPr>
+      <w:r>
+        <w:rPr>
+          <w:rFonts w:ascii="Garamond" w:hAnsi="Garamond"/>
+        </w:rPr>
+        <w:t xml:space="preserve">consent, to the fullest extent permitted by Massachusetts law, to my voluntary admission to a hospital or other facility for the observation, evaluation, or treatment of a mental, behavioral, or emotional condition, and to consent to behavioral-health, psychiatric, and substance-use disorder treatment on my behalf;</w:t>
+      </w:r>
+    </w:p>
+    <w:p>
+      <w:pPr>
+        <w:spacing w:after="120"/>
+        <w:ind w:left="360"/>
+        <w:jc w:val="both"/>
+      </w:pPr>
+      <w:r>
+        <w:rPr>
+          <w:rFonts w:ascii="Garamond" w:hAnsi="Garamond"/>
+        </w:rPr>
+        <w:t xml:space="preserve">ensure that my Agent and physician protect my comfort and freedom from pain insofar as possible.  I authorize my Agent to consent on my behalf to the administration of whatever pain-relieving drugs and pain-relieving surgical procedures my Agent, upon medical advice, believes may provide comfort to me, even though such drugs or procedures may lead to pharmaceutical addictions, lower blood pressure, lower levels of breathing, or hasten my death.  Even if artificial life support or aggressive medical treatment has been withdrawn or refused, I want to be kept as comfortable as possible, and I do not want to be neglected by medical or nursing staff;</w:t>
+      </w:r>
+    </w:p>
+    <w:p>
+      <w:pPr>
+        <w:spacing w:after="120"/>
+        <w:ind w:left="360"/>
+        <w:jc w:val="both"/>
+      </w:pPr>
+      <w:r>
+        <w:rPr>
+          <w:rFonts w:ascii="Garamond" w:hAnsi="Garamond"/>
+        </w:rPr>
+        <w:t xml:space="preserve">do all things necessary to carry out the intent of this Health Care Proxy, including granting any waiver or release from liability required by a health care provider, signing any documents relating to a refusal of treatment, and pursuing any legal action in my name and at my expense to force compliance with my wishes as determined by my Agent; and</w:t>
+      </w:r>
+    </w:p>
+    <w:p>
+      <w:pPr>
+        <w:spacing w:after="120"/>
+        <w:ind w:left="360"/>
+        <w:jc w:val="both"/>
+      </w:pPr>
+      <w:r>
+        <w:rPr>
+          <w:rFonts w:ascii="Garamond" w:hAnsi="Garamond"/>
+        </w:rPr>
+        <w:t xml:space="preserve">request, receive, obtain and review, and be granted full and unlimited access to, and consent to the disclosure of complete unredacted copies of any and all health, medical and financial information and any information or records referred to in 45 C.F.R. § 164.501 and regulated by the Standards for Privacy of Individually Identifiable Health Information found in 65 Fed. Reg. 82462 as protected private records or otherwise covered under the Health Insurance Portability and Accountability Act of 1996 (HIPAA). I understand that the information contained in my health and medical records may include information relating to sexually transmitted diseases, acquired immunodeficiency syndrome (AIDS), AIDS-related complex (ARC), and human immunodeficiency virus (HIV), behavioral or mental health services, and treatment for alcohol or drug abuse or addiction. {% if college_hipaa_all_except %}Notwithstanding the foregoing, this authorization does not extend to the following categories of my information, which I have directed be withheld: {{ college.hipaa_excluded_categories | join('; ', 'label') }}. {% endif %}I understand that I may have access to or receive an accounting of the information to be used or disclosed as provided in 45 C.F.R. § 164.524 et seq. I further understand that authorizing the disclosure of this health information is voluntary and that I can refuse to sign this authorization. I further understand that any disclosure of this information carries with it the potential for an unauthorized further disclosure of this information by third parties and that such further disclosure may not be protected under HIPAA. In order to induce the disclosing party to disclose the aforesaid private and/or protected confidential information, I forever release and hold harmless said disclosing party who relies upon this instrument from any liability under confidentiality rules arising under HIPAA as a consequence of said disclosure. I authorize my Agent to execute on my behalf any releases or other documents that may be required in order to obtain this information.</w:t>
+      </w:r>
+    </w:p>
+    <w:p>
+      <w:pPr>
+        <w:spacing w:after="0" w:before="0"/>
+      </w:pPr>
+      <w:r>
+        <w:rPr>
+          <w:rFonts w:ascii="Garamond" w:hAnsi="Garamond"/>
+        </w:rPr>
+        <w:t xml:space="preserve">{% if has_college_hcp_limits %}</w:t>
+      </w:r>
+    </w:p>
+    <w:p>
+      <w:pPr>
+        <w:spacing w:after="200"/>
+        <w:jc w:val="both"/>
+      </w:pPr>
+      <w:r>
+        <w:rPr>
+          <w:rFonts w:ascii="Garamond" w:hAnsi="Garamond"/>
+        </w:rPr>
+        <w:t xml:space="preserve">Limitations on My Agent's Authority.  Notwithstanding any other provision of this Health Care Proxy, my Agent's authority is subject to the following limitations: {{ college.hcp_limits }}.</w:t>
+      </w:r>
+    </w:p>
+    <w:p>
+      <w:pPr>
+        <w:spacing w:after="0" w:before="0"/>
+      </w:pPr>
+      <w:r>
+        <w:rPr>
+          <w:rFonts w:ascii="Garamond" w:hAnsi="Garamond"/>
+        </w:rPr>
+        <w:t xml:space="preserve">{% endif %}</w:t>
+      </w:r>
+    </w:p>
+    <w:p>
+      <w:pPr>
+        <w:spacing w:after="0" w:before="0"/>
+      </w:pPr>
+      <w:r>
+        <w:rPr>
+          <w:rFonts w:ascii="Garamond" w:hAnsi="Garamond"/>
+        </w:rPr>
+        <w:t xml:space="preserve">{% if has_college_hcp_instructions %}</w:t>
+      </w:r>
+    </w:p>
+    <w:p>
+      <w:pPr>
+        <w:spacing w:after="200"/>
+        <w:jc w:val="both"/>
+      </w:pPr>
+      <w:r>
+        <w:rPr>
+          <w:rFonts w:ascii="Garamond" w:hAnsi="Garamond"/>
+        </w:rPr>
+        <w:t xml:space="preserve">Guidance to My Agent.  In making decisions on my behalf, I ask my Agent to be guided by the following: {{ college.hcp_instructions }}.</w:t>
+      </w:r>
+    </w:p>
+    <w:p>
+      <w:pPr>
+        <w:spacing w:after="0" w:before="0"/>
+      </w:pPr>
+      <w:r>
+        <w:rPr>
+          <w:rFonts w:ascii="Garamond" w:hAnsi="Garamond"/>
+        </w:rPr>
+        <w:t xml:space="preserve">{% endif %}</w:t>
+      </w:r>
+    </w:p>
+    <w:p>
+      <w:pPr>
+        <w:keepNext/>
+        <w:spacing w:after="80" w:before="240"/>
+      </w:pPr>
+      <w:r>
+        <w:rPr>
+          <w:rFonts w:ascii="Garamond" w:hAnsi="Garamond"/>
+          <w:b/>
+        </w:rPr>
+        <w:t xml:space="preserve">ARTICLE IV — REVOCATION</w:t>
+      </w:r>
+    </w:p>
+    <w:p>
+      <w:pPr>
+        <w:spacing w:after="200"/>
+      </w:pPr>
+      <w:r>
+        <w:rPr>
+          <w:rFonts w:ascii="Garamond" w:hAnsi="Garamond"/>
+        </w:rPr>
+        <w:t xml:space="preserve">This Health Care Proxy will be revoked if:</w:t>
+      </w:r>
+    </w:p>
+    <w:p>
+      <w:pPr>
+        <w:spacing w:after="120"/>
+        <w:ind w:left="360"/>
+        <w:jc w:val="both"/>
+      </w:pPr>
+      <w:r>
+        <w:rPr>
+          <w:rFonts w:ascii="Garamond" w:hAnsi="Garamond"/>
+        </w:rPr>
+        <w:t xml:space="preserve">I sign a subsequent Health Care Proxy; or</w:t>
+      </w:r>
+    </w:p>
+    <w:p>
+      <w:pPr>
+        <w:spacing w:after="120"/>
+        <w:ind w:left="360"/>
+        <w:jc w:val="both"/>
+      </w:pPr>
+      <w:r>
+        <w:rPr>
+          <w:rFonts w:ascii="Garamond" w:hAnsi="Garamond"/>
+        </w:rPr>
+        <w:t xml:space="preserve">I notify my Agent or one of my health care providers orally or in writing or by any other act showing a specific intent to revoke this Health Care Proxy.</w:t>
+      </w:r>
+    </w:p>
+    <w:p>
+      <w:pPr>
+        <w:keepNext/>
+        <w:spacing w:after="80" w:before="240"/>
+      </w:pPr>
+      <w:r>
+        <w:rPr>
+          <w:rFonts w:ascii="Garamond" w:hAnsi="Garamond"/>
+          <w:b/>
+        </w:rPr>
+        <w:t xml:space="preserve">ARTICLE V — ADDITIONAL PROVISIONS</w:t>
+      </w:r>
+    </w:p>
+    <w:p>
+      <w:pPr>
+        <w:spacing w:after="200"/>
+        <w:jc w:val="both"/>
+      </w:pPr>
+      <w:r>
+        <w:rPr>
+          <w:rFonts w:ascii="Garamond" w:hAnsi="Garamond"/>
+        </w:rPr>
+        <w:t xml:space="preserve">I nominate, constitute, and appoint my Agent to serve as my guardian if warranted, with full and complete authority and power to make all decisions relating to my health care.</w:t>
+      </w:r>
+    </w:p>
+    <w:p>
+      <w:pPr>
+        <w:spacing w:after="200"/>
+        <w:jc w:val="both"/>
+      </w:pPr>
+      <w:r>
+        <w:rPr>
+          <w:rFonts w:ascii="Garamond" w:hAnsi="Garamond"/>
+        </w:rPr>
+        <w:t xml:space="preserve">My Agent is authorized to make photocopies of this instrument as frequently and in such quantity as my Agent shall deem appropriate. All photocopies shall have the same force and effect as any original. I specifically direct my Agent to have a photocopy of this instrument placed in my medical records if such a copy is not already a part of my medical records.</w:t>
+      </w:r>
+    </w:p>
+    <w:p>
+      <w:pPr>
+        <w:spacing w:after="200"/>
+        <w:jc w:val="both"/>
+      </w:pPr>
+      <w:r>
+        <w:rPr>
+          <w:rFonts w:ascii="Garamond" w:hAnsi="Garamond"/>
+        </w:rPr>
+        <w:t xml:space="preserve">No person who relies in good faith upon a representation by my Agent shall be liable to me, my heirs, or assigns for recognizing the Agent's authority.</w:t>
+      </w:r>
+    </w:p>
+    <w:p>
+      <w:pPr>
+        <w:spacing w:after="200"/>
+        <w:jc w:val="both"/>
+      </w:pPr>
+      <w:r>
+        <w:rPr>
+          <w:rFonts w:ascii="Garamond" w:hAnsi="Garamond"/>
+        </w:rPr>
+        <w:t xml:space="preserve">My Agent shall not be entitled to compensation for services performed under this Health Care Proxy, but my Agent shall be entitled to reimbursement for all reasonable expenses incurred as a result of carrying out any provision herein.</w:t>
+      </w:r>
+    </w:p>
+    <w:p>
+      <w:pPr>
+        <w:spacing w:after="200"/>
+        <w:jc w:val="both"/>
+      </w:pPr>
+      <w:r>
+        <w:rPr>
+          <w:rFonts w:ascii="Garamond" w:hAnsi="Garamond"/>
+        </w:rPr>
+        <w:t xml:space="preserve">The powers delegated by the provisions of ARTICLE III above under this Health Care Proxy are separable, so that the invalidity of one or more powers or provisions shall not affect the validity of any others.</w:t>
+      </w:r>
+    </w:p>
+    <w:p>
+      <w:pPr>
+        <w:spacing w:after="200"/>
+        <w:jc w:val="both"/>
+      </w:pPr>
+      <w:r>
+        <w:rPr>
+          <w:rFonts w:ascii="Garamond" w:hAnsi="Garamond"/>
+        </w:rPr>
+        <w:t xml:space="preserve">This instrument is executed and delivered in the Commonwealth of Massachusetts, and the laws of the Commonwealth of Massachusetts shall govern all questions as to the validity of this power and the construction of its provisions.  Nevertheless, I intend that this instrument be given full force and effect in any state or country in which I may find myself or in which my Health Care Agent finds it necessary or desirable, in his or her discretion, to exercise powers granted herein.  I may choose to execute additional Health Care Proxies or Durable Powers of Attorney for Health Care to be governed under the laws of other jurisdictions.  In that event, it is my intent that this Health Care Proxy shall remain in full force and effect concurrently with such subsequent documents unless this Health Care Proxy is revoked in writing by express reference to this instrument.  Such additional instruments shall not affect my intention that this instrument be honored in all jurisdictions.</w:t>
+      </w:r>
+    </w:p>
+    <w:p>
+      <w:pPr>
+        <w:spacing w:after="200"/>
+        <w:jc w:val="both"/>
+      </w:pPr>
+      <w:r>
+        <w:rPr>
+          <w:rFonts w:ascii="Garamond" w:hAnsi="Garamond"/>
+        </w:rPr>
+        <w:t xml:space="preserve">I, {{ client.full_name | name }}, by signing this Health Care Proxy (or directing another to sign), declare that I understand its contents and the effect of this grant of authority to my Agent, that I sign it willingly in the presence of each of the undersigned witnesses, and that I sign it as my voluntary act for the purposes expressed, on this {{ execution.display_ordinal_doc_date }}.</w:t>
+      </w:r>
+    </w:p>
+    <w:p>
+      <w:pPr>
+        <w:spacing w:after="0"/>
+      </w:pPr>
+      <w:r>
+        <w:rPr>
+          <w:rFonts w:ascii="Garamond" w:hAnsi="Garamond"/>
+        </w:rPr>
+        <w:t xml:space="preserve">______________________________________</w:t>
+      </w:r>
+    </w:p>
+    <w:p>
+      <w:pPr>
+        <w:spacing w:after="200"/>
+      </w:pPr>
+      <w:r>
+        <w:rPr>
+          <w:rFonts w:ascii="Garamond" w:hAnsi="Garamond"/>
+        </w:rPr>
+        <w:t xml:space="preserve">{{ client.full_name | name }}, Principal</w:t>
+      </w:r>
+    </w:p>
+    <w:p>
+      <w:pPr>
+        <w:spacing w:after="200"/>
+        <w:jc w:val="both"/>
+      </w:pPr>
+      <w:r>
+        <w:rPr>
+          <w:rFonts w:ascii="Garamond" w:hAnsi="Garamond"/>
+        </w:rPr>
+        <w:t xml:space="preserve">We, __________________________ and __________________________, the witnesses, each declare in the presence of {{ client.full_name | name }}, that neither of us has been named as Health Care Agent or alternate Health Care Agent in this Health Care Proxy and neither of us is related to the Principal by blood or marriage. We further declare that the Principal signed this instrument (or directed another to sign it for the Principal) as the Principal's Health Care Proxy in the presence of each of us, that the Principal signed it willingly (or willingly directed another to sign it for the Principal), that each of us signs this Health Care Proxy as witness in the presence of the Principal, and that to the best of our knowledge the Principal is eighteen (18) years of age or over, of sound mind, and under no constraint or undue influence.</w:t>
+      </w:r>
+    </w:p>
+    <w:p>
+      <w:pPr>
+        <w:spacing w:after="0"/>
+      </w:pPr>
+      <w:r>
+        <w:rPr>
+          <w:rFonts w:ascii="Garamond" w:hAnsi="Garamond"/>
+        </w:rPr>
+        <w:t xml:space="preserve">Signature: ______________________________  Name: ______________________________</w:t>
+      </w:r>
+    </w:p>
+    <w:p>
+      <w:pPr>
+        <w:spacing w:after="200"/>
+      </w:pPr>
+      <w:r>
+        <w:rPr>
+          <w:rFonts w:ascii="Garamond" w:hAnsi="Garamond"/>
+        </w:rPr>
+        <w:t xml:space="preserve">Address: ____________________________________________________________________</w:t>
+      </w:r>
+    </w:p>
+    <w:p>
+      <w:pPr>
+        <w:spacing w:after="0"/>
+      </w:pPr>
+      <w:r>
+        <w:rPr>
+          <w:rFonts w:ascii="Garamond" w:hAnsi="Garamond"/>
+        </w:rPr>
+        <w:t xml:space="preserve">Signature: ______________________________  Name: ______________________________</w:t>
+      </w:r>
+    </w:p>
+    <w:p>
+      <w:pPr>
+        <w:spacing w:after="200"/>
+      </w:pPr>
+      <w:r>
+        <w:rPr>
+          <w:rFonts w:ascii="Garamond" w:hAnsi="Garamond"/>
+        </w:rPr>
+        <w:t xml:space="preserve">Address: ____________________________________________________________________</w:t>
+      </w:r>
+    </w:p>
+    <w:p>
+      <w:pPr>
+        <w:spacing w:after="0"/>
+      </w:pPr>
+      <w:r>
+        <w:rPr>
+          <w:rFonts w:ascii="Garamond" w:hAnsi="Garamond"/>
+        </w:rPr>
+        <w:t xml:space="preserve">COMMONWEALTH OF MASSACHUSETTS</w:t>
+      </w:r>
+    </w:p>
+    <w:p>
+      <w:pPr>
+        <w:spacing w:after="200"/>
+      </w:pPr>
+      <w:r>
+        <w:rPr>
+          <w:rFonts w:ascii="Garamond" w:hAnsi="Garamond"/>
+        </w:rPr>
+        <w:t xml:space="preserve">COUNTY OF {{ execution.display_signing_county | name }}</w:t>
+      </w:r>
+    </w:p>
+    <w:p>
+      <w:pPr>
+        <w:spacing w:after="200"/>
+        <w:jc w:val="both"/>
+      </w:pPr>
+      <w:r>
+        <w:rPr>
+          <w:rFonts w:ascii="Garamond" w:hAnsi="Garamond"/>
+        </w:rPr>
+        <w:t xml:space="preserve">On {{ execution.display_doc_date }}, before me, the undersigned notary public, personally appeared {{ client.full_name | name }}, proved to me through satisfactory evidence of identification, which was a government-issued photo identification, to be the person whose name is signed on the preceding or attached document, and who acknowledged that {{ client.pronoun_subject }} signed it voluntarily for its stated purpose.</w:t>
+      </w:r>
+    </w:p>
+    <w:p>
+      <w:pPr>
+        <w:spacing w:after="200"/>
+      </w:pPr>
+      <w:r>
+        <w:rPr>
+          <w:rFonts w:ascii="Garamond" w:hAnsi="Garamond"/>
+        </w:rPr>
+        <w:t xml:space="preserve">WITNESS my hand and notarial seal.</w:t>
+      </w:r>
+    </w:p>
+    <w:p>
+      <w:pPr>
+        <w:spacing w:after="200"/>
+      </w:pPr>
+      <w:r>
+        <w:rPr>
+          <w:rFonts w:ascii="Garamond" w:hAnsi="Garamond"/>
+        </w:rPr>
+        <w:t xml:space="preserve">(SEAL)</w:t>
+      </w:r>
+    </w:p>
+    <w:p>
+      <w:pPr>
+        <w:spacing w:after="0"/>
+      </w:pPr>
+      <w:r>
+        <w:rPr>
+          <w:rFonts w:ascii="Garamond" w:hAnsi="Garamond"/>
+        </w:rPr>
+        <w:t xml:space="preserve">______________________________________</w:t>
+      </w:r>
+    </w:p>
+    <w:p>
+      <w:pPr>
+        <w:spacing w:after="0"/>
+      </w:pPr>
+      <w:r>
+        <w:rPr>
+          <w:rFonts w:ascii="Garamond" w:hAnsi="Garamond"/>
+        </w:rPr>
+        <w:t xml:space="preserve">Notary Public</w:t>
+      </w:r>
+    </w:p>
+    <w:p>
+      <w:pPr>
+        <w:spacing w:after="200"/>
+      </w:pPr>
+      <w:r>
+        <w:rPr>
+          <w:rFonts w:ascii="Garamond" w:hAnsi="Garamond"/>
+        </w:rPr>
+        <w:t xml:space="preserve">My Commission Expires: {{ execution.display_notary_commission }}</w:t>
+      </w:r>
+    </w:p>
+    <w:sectPr>
+      <w:footerReference w:type="default" r:id="rId7"/>
+      <w:pgSz w:w="12240" w:h="15840" w:orient="portrait"/>
+      <w:pgMar w:top="1440" w:right="1440" w:bottom="1440" w:left="1440" w:header="708" w:footer="708" w:gutter="0"/>
+      <w:pgNumType/>
+      <w:docGrid w:linePitch="360"/>
+    </w:sectPr>
+  </w:body>
+</w:document>
 </file>
 
 <file path=word/comments.xml><?xml version="1.0" encoding="utf-8"?>
